--- a/Capstone_Final_Report.docx
+++ b/Capstone_Final_Report.docx
@@ -3233,8 +3233,6 @@
               </w:rPr>
               <w:t>That part of the code containing API key is later removed due to privacy issues.</w:t>
             </w:r>
-            <w:bookmarkStart w:id="0" w:name="_GoBack"/>
-            <w:bookmarkEnd w:id="0"/>
           </w:p>
           <w:p>
             <w:pPr>
@@ -3458,6 +3456,7 @@
                 <w:szCs w:val="21"/>
                 <w:shd w:val="clear" w:color="auto" w:fill="FFFFFF"/>
               </w:rPr>
+              <w:lastRenderedPageBreak/>
               <w:t>tenure_months</w:t>
             </w:r>
             <w:r>
@@ -3509,574 +3508,574 @@
                 <w:szCs w:val="21"/>
                 <w:shd w:val="clear" w:color="auto" w:fill="FFFFFF"/>
               </w:rPr>
+              <w:t>monthly_logins</w:t>
+            </w:r>
+            <w:r>
+              <w:rPr>
+                <w:rStyle w:val="Strong"/>
+                <w:rFonts w:ascii="Cambria" w:hAnsi="Cambria"/>
+                <w:b w:val="0"/>
+                <w:color w:val="1F1F1F"/>
+                <w:shd w:val="clear" w:color="auto" w:fill="FFFFFF"/>
+              </w:rPr>
+              <w:t xml:space="preserve"> (0.198848)</w:t>
+            </w:r>
+            <w:r>
+              <w:rPr>
+                <w:rFonts w:ascii="Cambria" w:hAnsi="Cambria"/>
+                <w:color w:val="1F1F1F"/>
+                <w:shd w:val="clear" w:color="auto" w:fill="FFFFFF"/>
+              </w:rPr>
+              <w:t>: Customers who actively use the service are more likely to remain as customers, whereas inactive customers may be more prone to churning.</w:t>
+            </w:r>
+          </w:p>
+          <w:p>
+            <w:pPr>
+              <w:spacing w:before="120" w:after="120"/>
+              <w:ind w:left="720"/>
+              <w:rPr>
+                <w:rFonts w:ascii="Cambria" w:hAnsi="Cambria"/>
+                <w:color w:val="1F1F1F"/>
+                <w:shd w:val="clear" w:color="auto" w:fill="FFFFFF"/>
+              </w:rPr>
+            </w:pPr>
+            <w:r>
+              <w:rPr>
+                <w:rStyle w:val="Strong"/>
+                <w:rFonts w:ascii="Cambria" w:hAnsi="Cambria"/>
+                <w:b w:val="0"/>
+                <w:color w:val="1F1F1F"/>
+                <w:shd w:val="clear" w:color="auto" w:fill="FFFFFF"/>
+              </w:rPr>
+              <w:t>Recommendations:</w:t>
+            </w:r>
+            <w:r>
+              <w:rPr>
+                <w:rFonts w:ascii="Cambria" w:hAnsi="Cambria"/>
+                <w:color w:val="1F1F1F"/>
+                <w:shd w:val="clear" w:color="auto" w:fill="FFFFFF"/>
+              </w:rPr>
+              <w:t> </w:t>
+            </w:r>
+          </w:p>
+          <w:p>
+            <w:pPr>
+              <w:spacing w:before="120" w:after="120"/>
+              <w:ind w:left="720"/>
+              <w:rPr>
+                <w:rFonts w:ascii="Cambria" w:hAnsi="Cambria"/>
+                <w:color w:val="1F1F1F"/>
+                <w:shd w:val="clear" w:color="auto" w:fill="FFFFFF"/>
+              </w:rPr>
+            </w:pPr>
+            <w:r>
+              <w:rPr>
+                <w:rFonts w:ascii="Cambria" w:hAnsi="Cambria"/>
+                <w:color w:val="1F1F1F"/>
+                <w:shd w:val="clear" w:color="auto" w:fill="FFFFFF"/>
+              </w:rPr>
+              <w:t>1. </w:t>
+            </w:r>
+            <w:r>
+              <w:rPr>
+                <w:rStyle w:val="Strong"/>
+                <w:rFonts w:ascii="Cambria" w:hAnsi="Cambria"/>
+                <w:b w:val="0"/>
+                <w:color w:val="1F1F1F"/>
+                <w:shd w:val="clear" w:color="auto" w:fill="FFFFFF"/>
+              </w:rPr>
+              <w:t xml:space="preserve">Monitor </w:t>
+            </w:r>
+            <w:r>
+              <w:rPr>
+                <w:rFonts w:ascii="Courier New" w:hAnsi="Courier New" w:cs="Courier New"/>
+                <w:color w:val="1F1F1F"/>
+                <w:sz w:val="21"/>
+                <w:szCs w:val="21"/>
+              </w:rPr>
+              <w:t>csat_score</w:t>
+            </w:r>
+            <w:r>
+              <w:rPr>
+                <w:rFonts w:ascii="Cambria" w:hAnsi="Cambria"/>
+                <w:color w:val="1F1F1F"/>
+                <w:shd w:val="clear" w:color="auto" w:fill="FFFFFF"/>
+              </w:rPr>
+              <w:t xml:space="preserve">: Regularly track scores to identify potential issues with service quality or satisfaction. </w:t>
+            </w:r>
+          </w:p>
+          <w:p>
+            <w:pPr>
+              <w:spacing w:before="120" w:after="120"/>
+              <w:ind w:left="720"/>
+              <w:rPr>
+                <w:rFonts w:ascii="Cambria" w:hAnsi="Cambria"/>
+                <w:color w:val="1F1F1F"/>
+                <w:shd w:val="clear" w:color="auto" w:fill="FFFFFF"/>
+              </w:rPr>
+            </w:pPr>
+            <w:r>
+              <w:rPr>
+                <w:rFonts w:ascii="Cambria" w:hAnsi="Cambria"/>
+                <w:color w:val="1F1F1F"/>
+                <w:shd w:val="clear" w:color="auto" w:fill="FFFFFF"/>
+              </w:rPr>
+              <w:t>2. </w:t>
+            </w:r>
+            <w:r>
+              <w:rPr>
+                <w:rStyle w:val="Strong"/>
+                <w:rFonts w:ascii="Cambria" w:hAnsi="Cambria"/>
+                <w:b w:val="0"/>
+                <w:color w:val="1F1F1F"/>
+                <w:shd w:val="clear" w:color="auto" w:fill="FFFFFF"/>
+              </w:rPr>
+              <w:t>Focus on long-term customers</w:t>
+            </w:r>
+            <w:r>
+              <w:rPr>
+                <w:rFonts w:ascii="Cambria" w:hAnsi="Cambria"/>
+                <w:color w:val="1F1F1F"/>
+                <w:shd w:val="clear" w:color="auto" w:fill="FFFFFF"/>
+              </w:rPr>
+              <w:t xml:space="preserve">: Develop strategies to retain long-term customers and prevent them from churning. </w:t>
+            </w:r>
+          </w:p>
+          <w:p>
+            <w:pPr>
+              <w:spacing w:before="120" w:after="120"/>
+              <w:ind w:left="720"/>
+              <w:rPr>
+                <w:rFonts w:ascii="Cambria" w:hAnsi="Cambria"/>
+                <w:color w:val="1F1F1F"/>
+                <w:shd w:val="clear" w:color="auto" w:fill="FFFFFF"/>
+              </w:rPr>
+            </w:pPr>
+            <w:r>
+              <w:rPr>
+                <w:rFonts w:ascii="Cambria" w:hAnsi="Cambria"/>
+                <w:color w:val="1F1F1F"/>
+                <w:shd w:val="clear" w:color="auto" w:fill="FFFFFF"/>
+              </w:rPr>
+              <w:t>3. </w:t>
+            </w:r>
+            <w:r>
+              <w:rPr>
+                <w:rStyle w:val="Strong"/>
+                <w:rFonts w:ascii="Cambria" w:hAnsi="Cambria"/>
+                <w:b w:val="0"/>
+                <w:color w:val="1F1F1F"/>
+                <w:shd w:val="clear" w:color="auto" w:fill="FFFFFF"/>
+              </w:rPr>
+              <w:t>Address payment issues</w:t>
+            </w:r>
+            <w:r>
+              <w:rPr>
+                <w:rFonts w:ascii="Cambria" w:hAnsi="Cambria"/>
+                <w:color w:val="1F1F1F"/>
+                <w:shd w:val="clear" w:color="auto" w:fill="FFFFFF"/>
+              </w:rPr>
+              <w:t xml:space="preserve">: Investigate payment failures and resolve any issues related to billing or transactions. </w:t>
+            </w:r>
+          </w:p>
+          <w:p>
+            <w:pPr>
+              <w:spacing w:before="120" w:after="120"/>
+              <w:ind w:left="720"/>
+              <w:rPr>
+                <w:rFonts w:ascii="Cambria" w:hAnsi="Cambria"/>
+                <w:color w:val="1F1F1F"/>
+                <w:shd w:val="clear" w:color="auto" w:fill="FFFFFF"/>
+              </w:rPr>
+            </w:pPr>
+            <w:r>
+              <w:rPr>
+                <w:rFonts w:ascii="Cambria" w:hAnsi="Cambria"/>
+                <w:color w:val="1F1F1F"/>
+                <w:shd w:val="clear" w:color="auto" w:fill="FFFFFF"/>
+              </w:rPr>
+              <w:t>4. </w:t>
+            </w:r>
+            <w:r>
+              <w:rPr>
+                <w:rStyle w:val="Strong"/>
+                <w:rFonts w:ascii="Cambria" w:hAnsi="Cambria"/>
+                <w:b w:val="0"/>
+                <w:color w:val="1F1F1F"/>
+                <w:shd w:val="clear" w:color="auto" w:fill="FFFFFF"/>
+              </w:rPr>
+              <w:t>Improve customer engagement</w:t>
+            </w:r>
+            <w:r>
+              <w:rPr>
+                <w:rFonts w:ascii="Cambria" w:hAnsi="Cambria"/>
+                <w:color w:val="1F1F1F"/>
+                <w:shd w:val="clear" w:color="auto" w:fill="FFFFFF"/>
+              </w:rPr>
+              <w:t xml:space="preserve">: Increase customer engagement by offering incentives for regular use and referrals. </w:t>
+            </w:r>
+          </w:p>
+          <w:p>
+            <w:pPr>
+              <w:spacing w:before="120" w:after="120"/>
+              <w:ind w:left="720"/>
+              <w:rPr>
+                <w:rFonts w:ascii="Cambria" w:hAnsi="Cambria"/>
+              </w:rPr>
+            </w:pPr>
+            <w:r>
+              <w:rPr>
+                <w:rFonts w:ascii="Cambria" w:hAnsi="Cambria"/>
+                <w:color w:val="1F1F1F"/>
+                <w:shd w:val="clear" w:color="auto" w:fill="FFFFFF"/>
+              </w:rPr>
+              <w:t>5. </w:t>
+            </w:r>
+            <w:r>
+              <w:rPr>
+                <w:rStyle w:val="Strong"/>
+                <w:rFonts w:ascii="Cambria" w:hAnsi="Cambria"/>
+                <w:b w:val="0"/>
+                <w:color w:val="1F1F1F"/>
+                <w:shd w:val="clear" w:color="auto" w:fill="FFFFFF"/>
+              </w:rPr>
+              <w:t>Re-evaluate feature development</w:t>
+            </w:r>
+            <w:r>
+              <w:rPr>
+                <w:rFonts w:ascii="Cambria" w:hAnsi="Cambria"/>
+                <w:color w:val="1F1F1F"/>
+                <w:shd w:val="clear" w:color="auto" w:fill="FFFFFF"/>
+              </w:rPr>
+              <w:t>: Consider removing or re-evaluating features that do not significantly impact customer churn.</w:t>
+            </w:r>
+          </w:p>
+          <w:p>
+            <w:pPr>
+              <w:spacing w:before="120" w:after="120"/>
+              <w:ind w:left="720"/>
+              <w:rPr>
+                <w:rFonts w:ascii="Cambria" w:hAnsi="Cambria" w:cs="Courier New"/>
+                <w:b/>
+              </w:rPr>
+            </w:pPr>
+            <w:r>
+              <w:rPr>
+                <w:rFonts w:ascii="Cambria" w:hAnsi="Cambria" w:cs="Courier New"/>
+                <w:b/>
+              </w:rPr>
+              <w:t>Random Forest</w:t>
+            </w:r>
+          </w:p>
+          <w:p>
+            <w:pPr>
+              <w:spacing w:before="120" w:after="120"/>
+              <w:ind w:left="720"/>
+              <w:rPr>
+                <w:rFonts w:ascii="Cambria" w:hAnsi="Cambria"/>
+                <w:color w:val="1F1F1F"/>
+                <w:shd w:val="clear" w:color="auto" w:fill="FFFFFF"/>
+              </w:rPr>
+            </w:pPr>
+            <w:r>
+              <w:rPr>
+                <w:rStyle w:val="Strong"/>
+                <w:rFonts w:ascii="Courier New" w:hAnsi="Courier New" w:cs="Courier New"/>
+                <w:b w:val="0"/>
+                <w:color w:val="1F1F1F"/>
+                <w:sz w:val="21"/>
+                <w:szCs w:val="21"/>
+                <w:shd w:val="clear" w:color="auto" w:fill="FFFFFF"/>
+              </w:rPr>
+              <w:t>csat_score</w:t>
+            </w:r>
+            <w:r>
+              <w:rPr>
+                <w:rFonts w:ascii="Cambria" w:hAnsi="Cambria"/>
+                <w:color w:val="1F1F1F"/>
+                <w:shd w:val="clear" w:color="auto" w:fill="FFFFFF"/>
+              </w:rPr>
+              <w:t xml:space="preserve"> (0.071467): This indicates that customer satisfaction </w:t>
+            </w:r>
+            <w:r>
+              <w:rPr>
+                <w:rFonts w:ascii="Cambria" w:hAnsi="Cambria"/>
+                <w:color w:val="1F1F1F"/>
+                <w:shd w:val="clear" w:color="auto" w:fill="FFFFFF"/>
+              </w:rPr>
+              <w:t>i</w:t>
+            </w:r>
+            <w:r>
+              <w:rPr>
+                <w:rFonts w:ascii="Cambria" w:hAnsi="Cambria"/>
+                <w:color w:val="1F1F1F"/>
+                <w:shd w:val="clear" w:color="auto" w:fill="FFFFFF"/>
+              </w:rPr>
+              <w:t xml:space="preserve">s a strong predictor of churn. </w:t>
+            </w:r>
+          </w:p>
+          <w:p>
+            <w:pPr>
+              <w:spacing w:before="120" w:after="120"/>
+              <w:ind w:left="720"/>
+              <w:rPr>
+                <w:rFonts w:ascii="Cambria" w:hAnsi="Cambria"/>
+                <w:color w:val="1F1F1F"/>
+                <w:shd w:val="clear" w:color="auto" w:fill="FFFFFF"/>
+              </w:rPr>
+            </w:pPr>
+            <w:r>
+              <w:rPr>
+                <w:rStyle w:val="Strong"/>
+                <w:rFonts w:ascii="Courier New" w:hAnsi="Courier New" w:cs="Courier New"/>
+                <w:b w:val="0"/>
+                <w:color w:val="1F1F1F"/>
+                <w:sz w:val="21"/>
+                <w:szCs w:val="21"/>
+                <w:shd w:val="clear" w:color="auto" w:fill="FFFFFF"/>
+              </w:rPr>
+              <w:t>tenure_months</w:t>
+            </w:r>
+            <w:r>
+              <w:rPr>
+                <w:rFonts w:ascii="Cambria" w:hAnsi="Cambria"/>
+                <w:color w:val="1F1F1F"/>
+                <w:shd w:val="clear" w:color="auto" w:fill="FFFFFF"/>
+              </w:rPr>
+              <w:t xml:space="preserve"> (0.042717): Longer tenure (i.e., time with the company) increases the likelihood of churn. </w:t>
+            </w:r>
+          </w:p>
+          <w:p>
+            <w:pPr>
+              <w:spacing w:before="120" w:after="120"/>
+              <w:ind w:left="720"/>
+              <w:rPr>
+                <w:rFonts w:ascii="Cambria" w:hAnsi="Cambria"/>
+                <w:color w:val="1F1F1F"/>
+                <w:shd w:val="clear" w:color="auto" w:fill="FFFFFF"/>
+              </w:rPr>
+            </w:pPr>
+            <w:r>
+              <w:rPr>
+                <w:rStyle w:val="Strong"/>
+                <w:rFonts w:ascii="Courier New" w:hAnsi="Courier New" w:cs="Courier New"/>
+                <w:b w:val="0"/>
+                <w:color w:val="1F1F1F"/>
+                <w:sz w:val="21"/>
+                <w:szCs w:val="21"/>
+                <w:shd w:val="clear" w:color="auto" w:fill="FFFFFF"/>
+              </w:rPr>
+              <w:t>monthly_logins</w:t>
+            </w:r>
+            <w:r>
+              <w:rPr>
+                <w:rFonts w:ascii="Cambria" w:hAnsi="Cambria"/>
+                <w:color w:val="1F1F1F"/>
+                <w:shd w:val="clear" w:color="auto" w:fill="FFFFFF"/>
+              </w:rPr>
+              <w:t> (0.025251): Customers who log in more frequently are less likely to churn, suggesting that regular usage is a crucial factor in customer retention.</w:t>
+            </w:r>
+          </w:p>
+          <w:p>
+            <w:pPr>
+              <w:spacing w:before="120" w:after="120"/>
+              <w:ind w:left="720"/>
+              <w:rPr>
+                <w:rFonts w:ascii="Cambria" w:hAnsi="Cambria"/>
+              </w:rPr>
+            </w:pPr>
+            <w:r>
+              <w:rPr>
+                <w:rStyle w:val="Strong"/>
+                <w:rFonts w:ascii="Courier New" w:hAnsi="Courier New" w:cs="Courier New"/>
+                <w:b w:val="0"/>
+                <w:color w:val="1F1F1F"/>
+                <w:sz w:val="21"/>
+                <w:szCs w:val="21"/>
+                <w:shd w:val="clear" w:color="auto" w:fill="FFFFFF"/>
+              </w:rPr>
+              <w:t>payment_failures</w:t>
+            </w:r>
+            <w:r>
+              <w:rPr>
+                <w:rFonts w:ascii="Cambria" w:hAnsi="Cambria"/>
+                <w:color w:val="1F1F1F"/>
+                <w:shd w:val="clear" w:color="auto" w:fill="FFFFFF"/>
+              </w:rPr>
+              <w:t> (0.021220): Payment-related issues can lead to churn, highlighting the importance of reliable payment processes. </w:t>
+            </w:r>
+          </w:p>
+          <w:p>
+            <w:pPr>
+              <w:spacing w:before="120" w:after="120"/>
+              <w:ind w:left="720"/>
+              <w:rPr>
+                <w:rFonts w:ascii="Cambria" w:hAnsi="Cambria"/>
+                <w:color w:val="1F1F1F"/>
+                <w:shd w:val="clear" w:color="auto" w:fill="FFFFFF"/>
+              </w:rPr>
+            </w:pPr>
+            <w:r>
+              <w:rPr>
+                <w:rStyle w:val="Strong"/>
+                <w:rFonts w:ascii="Cambria" w:hAnsi="Cambria"/>
+                <w:b w:val="0"/>
+                <w:color w:val="1F1F1F"/>
+                <w:shd w:val="clear" w:color="auto" w:fill="FFFFFF"/>
+              </w:rPr>
+              <w:t>Recommendations:</w:t>
+            </w:r>
+            <w:r>
+              <w:rPr>
+                <w:rFonts w:ascii="Cambria" w:hAnsi="Cambria"/>
+                <w:color w:val="1F1F1F"/>
+                <w:shd w:val="clear" w:color="auto" w:fill="FFFFFF"/>
+              </w:rPr>
+              <w:t> </w:t>
+            </w:r>
+          </w:p>
+          <w:p>
+            <w:pPr>
+              <w:spacing w:before="120" w:after="120"/>
+              <w:ind w:left="720"/>
+              <w:rPr>
+                <w:rFonts w:ascii="Cambria" w:hAnsi="Cambria"/>
+                <w:color w:val="1F1F1F"/>
+                <w:shd w:val="clear" w:color="auto" w:fill="FFFFFF"/>
+              </w:rPr>
+            </w:pPr>
+            <w:r>
+              <w:rPr>
+                <w:rFonts w:ascii="Cambria" w:hAnsi="Cambria"/>
+                <w:color w:val="1F1F1F"/>
+                <w:shd w:val="clear" w:color="auto" w:fill="FFFFFF"/>
+              </w:rPr>
+              <w:t>1. Focus on improving customer satisfaction (</w:t>
+            </w:r>
+            <w:r>
+              <w:rPr>
+                <w:rStyle w:val="Strong"/>
+                <w:rFonts w:ascii="Courier New" w:hAnsi="Courier New" w:cs="Courier New"/>
+                <w:b w:val="0"/>
+                <w:color w:val="1F1F1F"/>
+                <w:sz w:val="21"/>
+                <w:szCs w:val="21"/>
+                <w:shd w:val="clear" w:color="auto" w:fill="FFFFFF"/>
+              </w:rPr>
+              <w:t>csat_score</w:t>
+            </w:r>
+            <w:r>
+              <w:rPr>
+                <w:rFonts w:ascii="Cambria" w:hAnsi="Cambria"/>
+                <w:color w:val="1F1F1F"/>
+                <w:shd w:val="clear" w:color="auto" w:fill="FFFFFF"/>
+              </w:rPr>
+              <w:t xml:space="preserve">) to reduce churn. </w:t>
+            </w:r>
+          </w:p>
+          <w:p>
+            <w:pPr>
+              <w:spacing w:before="120" w:after="120"/>
+              <w:ind w:left="720"/>
+              <w:rPr>
+                <w:rFonts w:ascii="Cambria" w:hAnsi="Cambria"/>
+                <w:color w:val="1F1F1F"/>
+                <w:shd w:val="clear" w:color="auto" w:fill="FFFFFF"/>
+              </w:rPr>
+            </w:pPr>
+            <w:r>
+              <w:rPr>
+                <w:rFonts w:ascii="Cambria" w:hAnsi="Cambria"/>
+                <w:color w:val="1F1F1F"/>
+                <w:shd w:val="clear" w:color="auto" w:fill="FFFFFF"/>
+              </w:rPr>
+              <w:t>2. Analyze payment-related issues (</w:t>
+            </w:r>
+            <w:r>
+              <w:rPr>
+                <w:rStyle w:val="Strong"/>
+                <w:rFonts w:ascii="Courier New" w:hAnsi="Courier New" w:cs="Courier New"/>
+                <w:b w:val="0"/>
+                <w:color w:val="1F1F1F"/>
+                <w:sz w:val="21"/>
+                <w:szCs w:val="21"/>
+                <w:shd w:val="clear" w:color="auto" w:fill="FFFFFF"/>
+              </w:rPr>
+              <w:t>payment_failures</w:t>
+            </w:r>
+            <w:r>
+              <w:rPr>
+                <w:rFonts w:ascii="Cambria" w:hAnsi="Cambria"/>
+                <w:color w:val="1F1F1F"/>
+                <w:shd w:val="clear" w:color="auto" w:fill="FFFFFF"/>
+              </w:rPr>
+              <w:t xml:space="preserve">) and implement measures to prevent failures. </w:t>
+            </w:r>
+          </w:p>
+          <w:p>
+            <w:pPr>
+              <w:spacing w:before="120" w:after="120"/>
+              <w:ind w:left="720"/>
+              <w:rPr>
+                <w:rFonts w:ascii="Cambria" w:hAnsi="Cambria"/>
+                <w:color w:val="1F1F1F"/>
+                <w:shd w:val="clear" w:color="auto" w:fill="FFFFFF"/>
+              </w:rPr>
+            </w:pPr>
+            <w:r>
+              <w:rPr>
+                <w:rFonts w:ascii="Cambria" w:hAnsi="Cambria"/>
+                <w:color w:val="1F1F1F"/>
+                <w:shd w:val="clear" w:color="auto" w:fill="FFFFFF"/>
+              </w:rPr>
+              <w:t>3</w:t>
+            </w:r>
+            <w:r>
+              <w:rPr>
+                <w:rFonts w:ascii="Cambria" w:hAnsi="Cambria"/>
+                <w:color w:val="1F1F1F"/>
+                <w:shd w:val="clear" w:color="auto" w:fill="FFFFFF"/>
+              </w:rPr>
+              <w:t>. Engage with customers through regular interactions (</w:t>
+            </w:r>
+            <w:r>
+              <w:rPr>
+                <w:rStyle w:val="Strong"/>
+                <w:rFonts w:ascii="Courier New" w:hAnsi="Courier New" w:cs="Courier New"/>
+                <w:b w:val="0"/>
+                <w:color w:val="1F1F1F"/>
+                <w:sz w:val="21"/>
+                <w:szCs w:val="21"/>
+                <w:shd w:val="clear" w:color="auto" w:fill="FFFFFF"/>
+              </w:rPr>
+              <w:t>monthly_logins</w:t>
+            </w:r>
+            <w:r>
+              <w:rPr>
+                <w:rFonts w:ascii="Cambria" w:hAnsi="Cambria"/>
+                <w:color w:val="1F1F1F"/>
+                <w:shd w:val="clear" w:color="auto" w:fill="FFFFFF"/>
+              </w:rPr>
+              <w:t xml:space="preserve">). </w:t>
+            </w:r>
+          </w:p>
+          <w:p>
+            <w:pPr>
+              <w:spacing w:before="120" w:after="120"/>
+              <w:ind w:left="720"/>
+              <w:rPr>
+                <w:rFonts w:ascii="Cambria" w:hAnsi="Cambria"/>
+                <w:color w:val="1F1F1F"/>
+                <w:shd w:val="clear" w:color="auto" w:fill="FFFFFF"/>
+              </w:rPr>
+            </w:pPr>
+            <w:r>
+              <w:rPr>
+                <w:rFonts w:ascii="Cambria" w:hAnsi="Cambria"/>
+                <w:color w:val="1F1F1F"/>
+                <w:shd w:val="clear" w:color="auto" w:fill="FFFFFF"/>
+              </w:rPr>
               <w:lastRenderedPageBreak/>
-              <w:t>monthly_logins</w:t>
-            </w:r>
-            <w:r>
-              <w:rPr>
-                <w:rStyle w:val="Strong"/>
-                <w:rFonts w:ascii="Cambria" w:hAnsi="Cambria"/>
-                <w:b w:val="0"/>
-                <w:color w:val="1F1F1F"/>
-                <w:shd w:val="clear" w:color="auto" w:fill="FFFFFF"/>
-              </w:rPr>
-              <w:t xml:space="preserve"> (0.198848)</w:t>
-            </w:r>
-            <w:r>
-              <w:rPr>
-                <w:rFonts w:ascii="Cambria" w:hAnsi="Cambria"/>
-                <w:color w:val="1F1F1F"/>
-                <w:shd w:val="clear" w:color="auto" w:fill="FFFFFF"/>
-              </w:rPr>
-              <w:t>: Customers who actively use the service are more likely to remain as customers, whereas inactive customers may be more prone to churning.</w:t>
-            </w:r>
-          </w:p>
-          <w:p>
-            <w:pPr>
-              <w:spacing w:before="120" w:after="120"/>
-              <w:ind w:left="720"/>
-              <w:rPr>
-                <w:rFonts w:ascii="Cambria" w:hAnsi="Cambria"/>
-                <w:color w:val="1F1F1F"/>
-                <w:shd w:val="clear" w:color="auto" w:fill="FFFFFF"/>
-              </w:rPr>
-            </w:pPr>
-            <w:r>
-              <w:rPr>
-                <w:rStyle w:val="Strong"/>
-                <w:rFonts w:ascii="Cambria" w:hAnsi="Cambria"/>
-                <w:b w:val="0"/>
-                <w:color w:val="1F1F1F"/>
-                <w:shd w:val="clear" w:color="auto" w:fill="FFFFFF"/>
-              </w:rPr>
-              <w:t>Recommendations:</w:t>
-            </w:r>
-            <w:r>
-              <w:rPr>
-                <w:rFonts w:ascii="Cambria" w:hAnsi="Cambria"/>
-                <w:color w:val="1F1F1F"/>
-                <w:shd w:val="clear" w:color="auto" w:fill="FFFFFF"/>
-              </w:rPr>
-              <w:t> </w:t>
-            </w:r>
-          </w:p>
-          <w:p>
-            <w:pPr>
-              <w:spacing w:before="120" w:after="120"/>
-              <w:ind w:left="720"/>
-              <w:rPr>
-                <w:rFonts w:ascii="Cambria" w:hAnsi="Cambria"/>
-                <w:color w:val="1F1F1F"/>
-                <w:shd w:val="clear" w:color="auto" w:fill="FFFFFF"/>
-              </w:rPr>
-            </w:pPr>
-            <w:r>
-              <w:rPr>
-                <w:rFonts w:ascii="Cambria" w:hAnsi="Cambria"/>
-                <w:color w:val="1F1F1F"/>
-                <w:shd w:val="clear" w:color="auto" w:fill="FFFFFF"/>
-              </w:rPr>
-              <w:t>1. </w:t>
-            </w:r>
-            <w:r>
-              <w:rPr>
-                <w:rStyle w:val="Strong"/>
-                <w:rFonts w:ascii="Cambria" w:hAnsi="Cambria"/>
-                <w:b w:val="0"/>
-                <w:color w:val="1F1F1F"/>
-                <w:shd w:val="clear" w:color="auto" w:fill="FFFFFF"/>
-              </w:rPr>
-              <w:t xml:space="preserve">Monitor </w:t>
-            </w:r>
-            <w:r>
-              <w:rPr>
-                <w:rFonts w:ascii="Courier New" w:hAnsi="Courier New" w:cs="Courier New"/>
-                <w:color w:val="1F1F1F"/>
-                <w:sz w:val="21"/>
-                <w:szCs w:val="21"/>
-              </w:rPr>
-              <w:t>csat_score</w:t>
-            </w:r>
-            <w:r>
-              <w:rPr>
-                <w:rFonts w:ascii="Cambria" w:hAnsi="Cambria"/>
-                <w:color w:val="1F1F1F"/>
-                <w:shd w:val="clear" w:color="auto" w:fill="FFFFFF"/>
-              </w:rPr>
-              <w:t xml:space="preserve">: Regularly track scores to identify potential issues with service quality or satisfaction. </w:t>
-            </w:r>
-          </w:p>
-          <w:p>
-            <w:pPr>
-              <w:spacing w:before="120" w:after="120"/>
-              <w:ind w:left="720"/>
-              <w:rPr>
-                <w:rFonts w:ascii="Cambria" w:hAnsi="Cambria"/>
-                <w:color w:val="1F1F1F"/>
-                <w:shd w:val="clear" w:color="auto" w:fill="FFFFFF"/>
-              </w:rPr>
-            </w:pPr>
-            <w:r>
-              <w:rPr>
-                <w:rFonts w:ascii="Cambria" w:hAnsi="Cambria"/>
-                <w:color w:val="1F1F1F"/>
-                <w:shd w:val="clear" w:color="auto" w:fill="FFFFFF"/>
-              </w:rPr>
-              <w:t>2. </w:t>
-            </w:r>
-            <w:r>
-              <w:rPr>
-                <w:rStyle w:val="Strong"/>
-                <w:rFonts w:ascii="Cambria" w:hAnsi="Cambria"/>
-                <w:b w:val="0"/>
-                <w:color w:val="1F1F1F"/>
-                <w:shd w:val="clear" w:color="auto" w:fill="FFFFFF"/>
-              </w:rPr>
-              <w:t>Focus on long-term customers</w:t>
-            </w:r>
-            <w:r>
-              <w:rPr>
-                <w:rFonts w:ascii="Cambria" w:hAnsi="Cambria"/>
-                <w:color w:val="1F1F1F"/>
-                <w:shd w:val="clear" w:color="auto" w:fill="FFFFFF"/>
-              </w:rPr>
-              <w:t xml:space="preserve">: Develop strategies to retain long-term customers and prevent them from churning. </w:t>
-            </w:r>
-          </w:p>
-          <w:p>
-            <w:pPr>
-              <w:spacing w:before="120" w:after="120"/>
-              <w:ind w:left="720"/>
-              <w:rPr>
-                <w:rFonts w:ascii="Cambria" w:hAnsi="Cambria"/>
-                <w:color w:val="1F1F1F"/>
-                <w:shd w:val="clear" w:color="auto" w:fill="FFFFFF"/>
-              </w:rPr>
-            </w:pPr>
-            <w:r>
-              <w:rPr>
-                <w:rFonts w:ascii="Cambria" w:hAnsi="Cambria"/>
-                <w:color w:val="1F1F1F"/>
-                <w:shd w:val="clear" w:color="auto" w:fill="FFFFFF"/>
-              </w:rPr>
-              <w:t>3. </w:t>
-            </w:r>
-            <w:r>
-              <w:rPr>
-                <w:rStyle w:val="Strong"/>
-                <w:rFonts w:ascii="Cambria" w:hAnsi="Cambria"/>
-                <w:b w:val="0"/>
-                <w:color w:val="1F1F1F"/>
-                <w:shd w:val="clear" w:color="auto" w:fill="FFFFFF"/>
-              </w:rPr>
-              <w:t>Address payment issues</w:t>
-            </w:r>
-            <w:r>
-              <w:rPr>
-                <w:rFonts w:ascii="Cambria" w:hAnsi="Cambria"/>
-                <w:color w:val="1F1F1F"/>
-                <w:shd w:val="clear" w:color="auto" w:fill="FFFFFF"/>
-              </w:rPr>
-              <w:t xml:space="preserve">: Investigate payment failures and resolve any issues related to billing or transactions. </w:t>
-            </w:r>
-          </w:p>
-          <w:p>
-            <w:pPr>
-              <w:spacing w:before="120" w:after="120"/>
-              <w:ind w:left="720"/>
-              <w:rPr>
-                <w:rFonts w:ascii="Cambria" w:hAnsi="Cambria"/>
-                <w:color w:val="1F1F1F"/>
-                <w:shd w:val="clear" w:color="auto" w:fill="FFFFFF"/>
-              </w:rPr>
-            </w:pPr>
-            <w:r>
-              <w:rPr>
-                <w:rFonts w:ascii="Cambria" w:hAnsi="Cambria"/>
-                <w:color w:val="1F1F1F"/>
-                <w:shd w:val="clear" w:color="auto" w:fill="FFFFFF"/>
-              </w:rPr>
-              <w:t>4. </w:t>
-            </w:r>
-            <w:r>
-              <w:rPr>
-                <w:rStyle w:val="Strong"/>
-                <w:rFonts w:ascii="Cambria" w:hAnsi="Cambria"/>
-                <w:b w:val="0"/>
-                <w:color w:val="1F1F1F"/>
-                <w:shd w:val="clear" w:color="auto" w:fill="FFFFFF"/>
-              </w:rPr>
-              <w:t>Improve customer engagement</w:t>
-            </w:r>
-            <w:r>
-              <w:rPr>
-                <w:rFonts w:ascii="Cambria" w:hAnsi="Cambria"/>
-                <w:color w:val="1F1F1F"/>
-                <w:shd w:val="clear" w:color="auto" w:fill="FFFFFF"/>
-              </w:rPr>
-              <w:t xml:space="preserve">: Increase customer engagement by offering incentives for regular use and referrals. </w:t>
-            </w:r>
-          </w:p>
-          <w:p>
-            <w:pPr>
-              <w:spacing w:before="120" w:after="120"/>
-              <w:ind w:left="720"/>
-              <w:rPr>
-                <w:rFonts w:ascii="Cambria" w:hAnsi="Cambria"/>
-              </w:rPr>
-            </w:pPr>
-            <w:r>
-              <w:rPr>
-                <w:rFonts w:ascii="Cambria" w:hAnsi="Cambria"/>
-                <w:color w:val="1F1F1F"/>
-                <w:shd w:val="clear" w:color="auto" w:fill="FFFFFF"/>
-              </w:rPr>
-              <w:t>5. </w:t>
-            </w:r>
-            <w:r>
-              <w:rPr>
-                <w:rStyle w:val="Strong"/>
-                <w:rFonts w:ascii="Cambria" w:hAnsi="Cambria"/>
-                <w:b w:val="0"/>
-                <w:color w:val="1F1F1F"/>
-                <w:shd w:val="clear" w:color="auto" w:fill="FFFFFF"/>
-              </w:rPr>
-              <w:t>Re-evaluate feature development</w:t>
-            </w:r>
-            <w:r>
-              <w:rPr>
-                <w:rFonts w:ascii="Cambria" w:hAnsi="Cambria"/>
-                <w:color w:val="1F1F1F"/>
-                <w:shd w:val="clear" w:color="auto" w:fill="FFFFFF"/>
-              </w:rPr>
-              <w:t>: Consider removing or re-evaluating features that do not significantly impact customer churn.</w:t>
-            </w:r>
-          </w:p>
-          <w:p>
-            <w:pPr>
-              <w:spacing w:before="120" w:after="120"/>
-              <w:ind w:left="720"/>
-              <w:rPr>
-                <w:rFonts w:ascii="Cambria" w:hAnsi="Cambria" w:cs="Courier New"/>
-                <w:b/>
-              </w:rPr>
-            </w:pPr>
-            <w:r>
-              <w:rPr>
-                <w:rFonts w:ascii="Cambria" w:hAnsi="Cambria" w:cs="Courier New"/>
-                <w:b/>
-              </w:rPr>
-              <w:t>Random Forest</w:t>
-            </w:r>
-          </w:p>
-          <w:p>
-            <w:pPr>
-              <w:spacing w:before="120" w:after="120"/>
-              <w:ind w:left="720"/>
-              <w:rPr>
-                <w:rFonts w:ascii="Cambria" w:hAnsi="Cambria"/>
-                <w:color w:val="1F1F1F"/>
-                <w:shd w:val="clear" w:color="auto" w:fill="FFFFFF"/>
-              </w:rPr>
-            </w:pPr>
-            <w:r>
-              <w:rPr>
-                <w:rStyle w:val="Strong"/>
-                <w:rFonts w:ascii="Courier New" w:hAnsi="Courier New" w:cs="Courier New"/>
-                <w:b w:val="0"/>
-                <w:color w:val="1F1F1F"/>
-                <w:sz w:val="21"/>
-                <w:szCs w:val="21"/>
-                <w:shd w:val="clear" w:color="auto" w:fill="FFFFFF"/>
-              </w:rPr>
-              <w:t>csat_score</w:t>
-            </w:r>
-            <w:r>
-              <w:rPr>
-                <w:rFonts w:ascii="Cambria" w:hAnsi="Cambria"/>
-                <w:color w:val="1F1F1F"/>
-                <w:shd w:val="clear" w:color="auto" w:fill="FFFFFF"/>
-              </w:rPr>
-              <w:t xml:space="preserve"> (0.071467): This indicates that customer satisfaction </w:t>
-            </w:r>
-            <w:r>
-              <w:rPr>
-                <w:rFonts w:ascii="Cambria" w:hAnsi="Cambria"/>
-                <w:color w:val="1F1F1F"/>
-                <w:shd w:val="clear" w:color="auto" w:fill="FFFFFF"/>
-              </w:rPr>
-              <w:t>i</w:t>
-            </w:r>
-            <w:r>
-              <w:rPr>
-                <w:rFonts w:ascii="Cambria" w:hAnsi="Cambria"/>
-                <w:color w:val="1F1F1F"/>
-                <w:shd w:val="clear" w:color="auto" w:fill="FFFFFF"/>
-              </w:rPr>
-              <w:t xml:space="preserve">s a strong predictor of churn. </w:t>
-            </w:r>
-          </w:p>
-          <w:p>
-            <w:pPr>
-              <w:spacing w:before="120" w:after="120"/>
-              <w:ind w:left="720"/>
-              <w:rPr>
-                <w:rFonts w:ascii="Cambria" w:hAnsi="Cambria"/>
-                <w:color w:val="1F1F1F"/>
-                <w:shd w:val="clear" w:color="auto" w:fill="FFFFFF"/>
-              </w:rPr>
-            </w:pPr>
-            <w:r>
-              <w:rPr>
-                <w:rStyle w:val="Strong"/>
-                <w:rFonts w:ascii="Courier New" w:hAnsi="Courier New" w:cs="Courier New"/>
-                <w:b w:val="0"/>
-                <w:color w:val="1F1F1F"/>
-                <w:sz w:val="21"/>
-                <w:szCs w:val="21"/>
-                <w:shd w:val="clear" w:color="auto" w:fill="FFFFFF"/>
-              </w:rPr>
-              <w:t>tenure_months</w:t>
-            </w:r>
-            <w:r>
-              <w:rPr>
-                <w:rFonts w:ascii="Cambria" w:hAnsi="Cambria"/>
-                <w:color w:val="1F1F1F"/>
-                <w:shd w:val="clear" w:color="auto" w:fill="FFFFFF"/>
-              </w:rPr>
-              <w:t xml:space="preserve"> (0.042717): Longer tenure (i.e., time with the company) increases the likelihood of churn. </w:t>
-            </w:r>
-          </w:p>
-          <w:p>
-            <w:pPr>
-              <w:spacing w:before="120" w:after="120"/>
-              <w:ind w:left="720"/>
-              <w:rPr>
-                <w:rFonts w:ascii="Cambria" w:hAnsi="Cambria"/>
-                <w:color w:val="1F1F1F"/>
-                <w:shd w:val="clear" w:color="auto" w:fill="FFFFFF"/>
-              </w:rPr>
-            </w:pPr>
-            <w:r>
-              <w:rPr>
-                <w:rStyle w:val="Strong"/>
-                <w:rFonts w:ascii="Courier New" w:hAnsi="Courier New" w:cs="Courier New"/>
-                <w:b w:val="0"/>
-                <w:color w:val="1F1F1F"/>
-                <w:sz w:val="21"/>
-                <w:szCs w:val="21"/>
-                <w:shd w:val="clear" w:color="auto" w:fill="FFFFFF"/>
-              </w:rPr>
-              <w:t>monthly_logins</w:t>
-            </w:r>
-            <w:r>
-              <w:rPr>
-                <w:rFonts w:ascii="Cambria" w:hAnsi="Cambria"/>
-                <w:color w:val="1F1F1F"/>
-                <w:shd w:val="clear" w:color="auto" w:fill="FFFFFF"/>
-              </w:rPr>
-              <w:t> (0.025251): Customers who log in more frequently are less likely to churn, suggesting that regular usage is a crucial factor in customer retention.</w:t>
-            </w:r>
-          </w:p>
-          <w:p>
-            <w:pPr>
-              <w:spacing w:before="120" w:after="120"/>
-              <w:ind w:left="720"/>
-              <w:rPr>
-                <w:rFonts w:ascii="Cambria" w:hAnsi="Cambria"/>
-              </w:rPr>
-            </w:pPr>
-            <w:r>
-              <w:rPr>
-                <w:rStyle w:val="Strong"/>
-                <w:rFonts w:ascii="Courier New" w:hAnsi="Courier New" w:cs="Courier New"/>
-                <w:b w:val="0"/>
-                <w:color w:val="1F1F1F"/>
-                <w:sz w:val="21"/>
-                <w:szCs w:val="21"/>
-                <w:shd w:val="clear" w:color="auto" w:fill="FFFFFF"/>
-              </w:rPr>
-              <w:t>payment_failures</w:t>
-            </w:r>
-            <w:r>
-              <w:rPr>
-                <w:rFonts w:ascii="Cambria" w:hAnsi="Cambria"/>
-                <w:color w:val="1F1F1F"/>
-                <w:shd w:val="clear" w:color="auto" w:fill="FFFFFF"/>
-              </w:rPr>
-              <w:t> (0.021220): Payment-related issues can lead to churn, highlighting the importance of reliable payment processes. </w:t>
-            </w:r>
-          </w:p>
-          <w:p>
-            <w:pPr>
-              <w:spacing w:before="120" w:after="120"/>
-              <w:ind w:left="720"/>
-              <w:rPr>
-                <w:rFonts w:ascii="Cambria" w:hAnsi="Cambria"/>
-                <w:color w:val="1F1F1F"/>
-                <w:shd w:val="clear" w:color="auto" w:fill="FFFFFF"/>
-              </w:rPr>
-            </w:pPr>
-            <w:r>
-              <w:rPr>
-                <w:rStyle w:val="Strong"/>
-                <w:rFonts w:ascii="Cambria" w:hAnsi="Cambria"/>
-                <w:b w:val="0"/>
-                <w:color w:val="1F1F1F"/>
-                <w:shd w:val="clear" w:color="auto" w:fill="FFFFFF"/>
-              </w:rPr>
-              <w:t>Recommendations:</w:t>
-            </w:r>
-            <w:r>
-              <w:rPr>
-                <w:rFonts w:ascii="Cambria" w:hAnsi="Cambria"/>
-                <w:color w:val="1F1F1F"/>
-                <w:shd w:val="clear" w:color="auto" w:fill="FFFFFF"/>
-              </w:rPr>
-              <w:t> </w:t>
-            </w:r>
-          </w:p>
-          <w:p>
-            <w:pPr>
-              <w:spacing w:before="120" w:after="120"/>
-              <w:ind w:left="720"/>
-              <w:rPr>
-                <w:rFonts w:ascii="Cambria" w:hAnsi="Cambria"/>
-                <w:color w:val="1F1F1F"/>
-                <w:shd w:val="clear" w:color="auto" w:fill="FFFFFF"/>
-              </w:rPr>
-            </w:pPr>
-            <w:r>
-              <w:rPr>
-                <w:rFonts w:ascii="Cambria" w:hAnsi="Cambria"/>
-                <w:color w:val="1F1F1F"/>
-                <w:shd w:val="clear" w:color="auto" w:fill="FFFFFF"/>
-              </w:rPr>
-              <w:t>1. Focus on improving customer satisfaction (</w:t>
-            </w:r>
-            <w:r>
-              <w:rPr>
-                <w:rStyle w:val="Strong"/>
-                <w:rFonts w:ascii="Courier New" w:hAnsi="Courier New" w:cs="Courier New"/>
-                <w:b w:val="0"/>
-                <w:color w:val="1F1F1F"/>
-                <w:sz w:val="21"/>
-                <w:szCs w:val="21"/>
-                <w:shd w:val="clear" w:color="auto" w:fill="FFFFFF"/>
-              </w:rPr>
-              <w:t>csat_score</w:t>
-            </w:r>
-            <w:r>
-              <w:rPr>
-                <w:rFonts w:ascii="Cambria" w:hAnsi="Cambria"/>
-                <w:color w:val="1F1F1F"/>
-                <w:shd w:val="clear" w:color="auto" w:fill="FFFFFF"/>
-              </w:rPr>
-              <w:t xml:space="preserve">) to reduce churn. </w:t>
-            </w:r>
-          </w:p>
-          <w:p>
-            <w:pPr>
-              <w:spacing w:before="120" w:after="120"/>
-              <w:ind w:left="720"/>
-              <w:rPr>
-                <w:rFonts w:ascii="Cambria" w:hAnsi="Cambria"/>
-                <w:color w:val="1F1F1F"/>
-                <w:shd w:val="clear" w:color="auto" w:fill="FFFFFF"/>
-              </w:rPr>
-            </w:pPr>
-            <w:r>
-              <w:rPr>
-                <w:rFonts w:ascii="Cambria" w:hAnsi="Cambria"/>
-                <w:color w:val="1F1F1F"/>
-                <w:shd w:val="clear" w:color="auto" w:fill="FFFFFF"/>
-              </w:rPr>
-              <w:t>2. Analyze payment-related issues (</w:t>
-            </w:r>
-            <w:r>
-              <w:rPr>
-                <w:rStyle w:val="Strong"/>
-                <w:rFonts w:ascii="Courier New" w:hAnsi="Courier New" w:cs="Courier New"/>
-                <w:b w:val="0"/>
-                <w:color w:val="1F1F1F"/>
-                <w:sz w:val="21"/>
-                <w:szCs w:val="21"/>
-                <w:shd w:val="clear" w:color="auto" w:fill="FFFFFF"/>
-              </w:rPr>
-              <w:t>payment_failures</w:t>
-            </w:r>
-            <w:r>
-              <w:rPr>
-                <w:rFonts w:ascii="Cambria" w:hAnsi="Cambria"/>
-                <w:color w:val="1F1F1F"/>
-                <w:shd w:val="clear" w:color="auto" w:fill="FFFFFF"/>
-              </w:rPr>
-              <w:t xml:space="preserve">) and implement measures to prevent failures. </w:t>
-            </w:r>
-          </w:p>
-          <w:p>
-            <w:pPr>
-              <w:spacing w:before="120" w:after="120"/>
-              <w:ind w:left="720"/>
-              <w:rPr>
-                <w:rFonts w:ascii="Cambria" w:hAnsi="Cambria"/>
-                <w:color w:val="1F1F1F"/>
-                <w:shd w:val="clear" w:color="auto" w:fill="FFFFFF"/>
-              </w:rPr>
-            </w:pPr>
-            <w:r>
-              <w:rPr>
-                <w:rFonts w:ascii="Cambria" w:hAnsi="Cambria"/>
-                <w:color w:val="1F1F1F"/>
-                <w:shd w:val="clear" w:color="auto" w:fill="FFFFFF"/>
-              </w:rPr>
-              <w:t>3</w:t>
-            </w:r>
-            <w:r>
-              <w:rPr>
-                <w:rFonts w:ascii="Cambria" w:hAnsi="Cambria"/>
-                <w:color w:val="1F1F1F"/>
-                <w:shd w:val="clear" w:color="auto" w:fill="FFFFFF"/>
-              </w:rPr>
-              <w:t>. Engage with customers through regular interactions (</w:t>
-            </w:r>
-            <w:r>
-              <w:rPr>
-                <w:rStyle w:val="Strong"/>
-                <w:rFonts w:ascii="Courier New" w:hAnsi="Courier New" w:cs="Courier New"/>
-                <w:b w:val="0"/>
-                <w:color w:val="1F1F1F"/>
-                <w:sz w:val="21"/>
-                <w:szCs w:val="21"/>
-                <w:shd w:val="clear" w:color="auto" w:fill="FFFFFF"/>
-              </w:rPr>
-              <w:t>monthly_logins</w:t>
-            </w:r>
-            <w:r>
-              <w:rPr>
-                <w:rFonts w:ascii="Cambria" w:hAnsi="Cambria"/>
-                <w:color w:val="1F1F1F"/>
-                <w:shd w:val="clear" w:color="auto" w:fill="FFFFFF"/>
-              </w:rPr>
-              <w:t xml:space="preserve">). </w:t>
-            </w:r>
-          </w:p>
-          <w:p>
-            <w:pPr>
-              <w:spacing w:before="120" w:after="120"/>
-              <w:ind w:left="720"/>
-              <w:rPr>
-                <w:rFonts w:ascii="Cambria" w:hAnsi="Cambria"/>
-                <w:color w:val="1F1F1F"/>
-                <w:shd w:val="clear" w:color="auto" w:fill="FFFFFF"/>
-              </w:rPr>
-            </w:pPr>
-            <w:r>
-              <w:rPr>
-                <w:rFonts w:ascii="Cambria" w:hAnsi="Cambria"/>
-                <w:color w:val="1F1F1F"/>
-                <w:shd w:val="clear" w:color="auto" w:fill="FFFFFF"/>
-              </w:rPr>
               <w:t>4. Review pricing models (</w:t>
             </w:r>
             <w:r>
@@ -4134,7 +4133,6 @@
                 <w:color w:val="1F1F1F"/>
                 <w:shd w:val="clear" w:color="auto" w:fill="FFFFFF"/>
               </w:rPr>
-              <w:lastRenderedPageBreak/>
               <w:t>This analysis provides a starting point for understanding the most influential factors driving customer churn. Further investigation and modeling can refine the insights and inform data-driven decisions to improve customer retention.</w:t>
             </w:r>
           </w:p>
@@ -4537,6 +4535,7 @@
                 <w:rFonts w:ascii="Cambria" w:hAnsi="Cambria" w:cs="Courier New"/>
                 <w:color w:val="000000"/>
               </w:rPr>
+              <w:lastRenderedPageBreak/>
               <w:t xml:space="preserve">For this particular dataset, either </w:t>
             </w:r>
             <w:r>
@@ -4587,7 +4586,6 @@
                 <w:rFonts w:ascii="Cambria" w:hAnsi="Cambria" w:cs="Courier New"/>
                 <w:color w:val="000000"/>
               </w:rPr>
-              <w:lastRenderedPageBreak/>
               <w:t>Th</w:t>
             </w:r>
             <w:r>
@@ -4595,7 +4593,7 @@
                 <w:rFonts w:ascii="Cambria" w:hAnsi="Cambria" w:cs="Courier New"/>
                 <w:color w:val="000000"/>
               </w:rPr>
-              <w:t xml:space="preserve">e feature importance reported by Generative AI is consistent with what is highlighted in the </w:t>
+              <w:t xml:space="preserve">e feature importance is consistent with what is highlighted in the </w:t>
             </w:r>
             <w:r>
               <w:rPr>
@@ -4689,7 +4687,7 @@
             <w:pPr>
               <w:shd w:val="clear" w:color="auto" w:fill="FFFFFF"/>
               <w:spacing w:before="120" w:after="120" w:line="300" w:lineRule="atLeast"/>
-              <w:ind w:left="-288"/>
+              <w:ind w:left="-144"/>
               <w:rPr>
                 <w:rFonts w:ascii="Cambria" w:hAnsi="Cambria" w:cs="Courier New"/>
                 <w:color w:val="000000"/>
@@ -4698,13 +4696,12 @@
             <w:r>
               <w:rPr>
                 <w:rFonts w:ascii="Cambria" w:hAnsi="Cambria" w:cs="Courier New"/>
-                <w:noProof/>
                 <w:color w:val="000000"/>
               </w:rPr>
               <w:drawing>
-                <wp:inline distT="0" distB="0" distL="0" distR="0" wp14:anchorId="3E07DC41" wp14:editId="0E895329">
-                  <wp:extent cx="5943600" cy="2185670"/>
-                  <wp:effectExtent l="0" t="0" r="0" b="0"/>
+                <wp:inline distT="0" distB="0" distL="0" distR="0" wp14:anchorId="0616942C" wp14:editId="723BB4D4">
+                  <wp:extent cx="5943600" cy="2270125"/>
+                  <wp:effectExtent l="0" t="0" r="0" b="3175"/>
                   <wp:docPr id="1" name="Picture 1"/>
                   <wp:cNvGraphicFramePr>
                     <a:graphicFrameLocks xmlns:a="http://schemas.openxmlformats.org/drawingml/2006/main" noChangeAspect="1"/>
@@ -4725,7 +4722,7 @@
                         <pic:spPr>
                           <a:xfrm>
                             <a:off x="0" y="0"/>
-                            <a:ext cx="5943600" cy="2185670"/>
+                            <a:ext cx="5943600" cy="2270125"/>
                           </a:xfrm>
                           <a:prstGeom prst="rect">
                             <a:avLst/>
@@ -4741,26 +4738,36 @@
           <w:p>
             <w:pPr>
               <w:shd w:val="clear" w:color="auto" w:fill="FFFFFF"/>
-              <w:spacing w:before="120" w:line="285" w:lineRule="atLeast"/>
-              <w:ind w:left="-144"/>
-              <w:rPr>
-                <w:rFonts w:ascii="Cambria" w:hAnsi="Cambria" w:cs="Courier New"/>
-                <w:b/>
-                <w:bCs/>
-              </w:rPr>
-            </w:pPr>
-            <w:r>
-              <w:rPr>
-                <w:rFonts w:ascii="Cambria" w:hAnsi="Cambria" w:cs="Courier New"/>
-                <w:b/>
-                <w:bCs/>
-                <w:noProof/>
+              <w:spacing w:before="120" w:after="120" w:line="300" w:lineRule="atLeast"/>
+              <w:ind w:left="-288"/>
+              <w:rPr>
+                <w:rFonts w:ascii="Cambria" w:hAnsi="Cambria" w:cs="Courier New"/>
+                <w:color w:val="000000"/>
+              </w:rPr>
+            </w:pPr>
+            <w:bookmarkStart w:id="0" w:name="_GoBack"/>
+            <w:bookmarkEnd w:id="0"/>
+          </w:p>
+          <w:p>
+            <w:pPr>
+              <w:shd w:val="clear" w:color="auto" w:fill="FFFFFF"/>
+              <w:spacing w:before="120" w:after="120" w:line="300" w:lineRule="atLeast"/>
+              <w:ind w:left="-288"/>
+              <w:rPr>
+                <w:rFonts w:ascii="Cambria" w:hAnsi="Cambria" w:cs="Courier New"/>
+                <w:color w:val="000000"/>
+              </w:rPr>
+            </w:pPr>
+            <w:r>
+              <w:rPr>
+                <w:rFonts w:ascii="Cambria" w:hAnsi="Cambria" w:cs="Courier New"/>
+                <w:color w:val="000000"/>
               </w:rPr>
               <w:drawing>
-                <wp:inline distT="0" distB="0" distL="0" distR="0" wp14:anchorId="6EA9B63E" wp14:editId="6750F134">
-                  <wp:extent cx="5943600" cy="2620010"/>
+                <wp:inline distT="0" distB="0" distL="0" distR="0" wp14:anchorId="5BF64BBF" wp14:editId="2FCFB1B9">
+                  <wp:extent cx="5943600" cy="2654935"/>
                   <wp:effectExtent l="0" t="0" r="0" b="0"/>
-                  <wp:docPr id="2" name="Picture 2"/>
+                  <wp:docPr id="3" name="Picture 3"/>
                   <wp:cNvGraphicFramePr>
                     <a:graphicFrameLocks xmlns:a="http://schemas.openxmlformats.org/drawingml/2006/main" noChangeAspect="1"/>
                   </wp:cNvGraphicFramePr>
@@ -4780,7 +4787,7 @@
                         <pic:spPr>
                           <a:xfrm>
                             <a:off x="0" y="0"/>
-                            <a:ext cx="5943600" cy="2620010"/>
+                            <a:ext cx="5943600" cy="2654935"/>
                           </a:xfrm>
                           <a:prstGeom prst="rect">
                             <a:avLst/>
@@ -4862,6 +4869,7 @@
               <w:rPr>
                 <w:rFonts w:ascii="Cambria" w:hAnsi="Cambria" w:cs="Courier New"/>
               </w:rPr>
+              <w:lastRenderedPageBreak/>
               <w:t>- Continue model development to include actual identification of clients who are likely to churn.</w:t>
             </w:r>
           </w:p>
@@ -4894,7 +4902,6 @@
               <w:rPr>
                 <w:rFonts w:ascii="Cambria" w:hAnsi="Cambria" w:cs="Courier New"/>
               </w:rPr>
-              <w:lastRenderedPageBreak/>
               <w:t xml:space="preserve">- Deploy and apply the model for the use of relevant business groups like marketing teams for retention campaigns, customer support teams for proactive outreach, and product teams for feature improvements. Leadership can also be guided by the model for churn strategy and forecasting.     </w:t>
             </w:r>
           </w:p>
